--- a/klagomål/A 56074-2022 FSC-klagomål.docx
+++ b/klagomål/A 56074-2022 FSC-klagomål.docx
@@ -652,7 +652,7 @@
     <w:r>
       <w:tab/>
       <w:tab/>
-      <w:t>2026-09-14</w:t>
+      <w:t>2026-09-15</w:t>
       <w:br/>
       <w:br/>
     </w:r>

--- a/klagomål/A 56074-2022 FSC-klagomål.docx
+++ b/klagomål/A 56074-2022 FSC-klagomål.docx
@@ -652,7 +652,7 @@
     <w:r>
       <w:tab/>
       <w:tab/>
-      <w:t>2026-09-15</w:t>
+      <w:t>2026-09-16</w:t>
       <w:br/>
       <w:br/>
     </w:r>

--- a/klagomål/A 56074-2022 FSC-klagomål.docx
+++ b/klagomål/A 56074-2022 FSC-klagomål.docx
@@ -652,7 +652,7 @@
     <w:r>
       <w:tab/>
       <w:tab/>
-      <w:t>2026-09-16</w:t>
+      <w:t>2026-09-17</w:t>
       <w:br/>
       <w:br/>
     </w:r>

--- a/klagomål/A 56074-2022 FSC-klagomål.docx
+++ b/klagomål/A 56074-2022 FSC-klagomål.docx
@@ -652,7 +652,7 @@
     <w:r>
       <w:tab/>
       <w:tab/>
-      <w:t>2026-09-17</w:t>
+      <w:t>2026-09-18</w:t>
       <w:br/>
       <w:br/>
     </w:r>

--- a/klagomål/A 56074-2022 FSC-klagomål.docx
+++ b/klagomål/A 56074-2022 FSC-klagomål.docx
@@ -652,7 +652,7 @@
     <w:r>
       <w:tab/>
       <w:tab/>
-      <w:t>2026-09-18</w:t>
+      <w:t>2026-09-19</w:t>
       <w:br/>
       <w:br/>
     </w:r>

--- a/klagomål/A 56074-2022 FSC-klagomål.docx
+++ b/klagomål/A 56074-2022 FSC-klagomål.docx
@@ -652,7 +652,7 @@
     <w:r>
       <w:tab/>
       <w:tab/>
-      <w:t>2026-09-19</w:t>
+      <w:t>2026-09-21</w:t>
       <w:br/>
       <w:br/>
     </w:r>

--- a/klagomål/A 56074-2022 FSC-klagomål.docx
+++ b/klagomål/A 56074-2022 FSC-klagomål.docx
@@ -652,7 +652,7 @@
     <w:r>
       <w:tab/>
       <w:tab/>
-      <w:t>2026-09-21</w:t>
+      <w:t>2026-09-23</w:t>
       <w:br/>
       <w:br/>
     </w:r>

--- a/klagomål/A 56074-2022 FSC-klagomål.docx
+++ b/klagomål/A 56074-2022 FSC-klagomål.docx
@@ -652,7 +652,7 @@
     <w:r>
       <w:tab/>
       <w:tab/>
-      <w:t>2026-09-23</w:t>
+      <w:t>2026-09-24</w:t>
       <w:br/>
       <w:br/>
     </w:r>

--- a/klagomål/A 56074-2022 FSC-klagomål.docx
+++ b/klagomål/A 56074-2022 FSC-klagomål.docx
@@ -652,7 +652,7 @@
     <w:r>
       <w:tab/>
       <w:tab/>
-      <w:t>2026-09-24</w:t>
+      <w:t>2026-09-25</w:t>
       <w:br/>
       <w:br/>
     </w:r>

--- a/klagomål/A 56074-2022 FSC-klagomål.docx
+++ b/klagomål/A 56074-2022 FSC-klagomål.docx
@@ -652,7 +652,7 @@
     <w:r>
       <w:tab/>
       <w:tab/>
-      <w:t>2026-09-25</w:t>
+      <w:t>2026-09-26</w:t>
       <w:br/>
       <w:br/>
     </w:r>

--- a/klagomål/A 56074-2022 FSC-klagomål.docx
+++ b/klagomål/A 56074-2022 FSC-klagomål.docx
@@ -652,7 +652,7 @@
     <w:r>
       <w:tab/>
       <w:tab/>
-      <w:t>2026-09-26</w:t>
+      <w:t>2026-09-27</w:t>
       <w:br/>
       <w:br/>
     </w:r>

--- a/klagomål/A 56074-2022 FSC-klagomål.docx
+++ b/klagomål/A 56074-2022 FSC-klagomål.docx
@@ -652,7 +652,7 @@
     <w:r>
       <w:tab/>
       <w:tab/>
-      <w:t>2026-09-27</w:t>
+      <w:t>2026-09-28</w:t>
       <w:br/>
       <w:br/>
     </w:r>

--- a/klagomål/A 56074-2022 FSC-klagomål.docx
+++ b/klagomål/A 56074-2022 FSC-klagomål.docx
@@ -652,7 +652,7 @@
     <w:r>
       <w:tab/>
       <w:tab/>
-      <w:t>2026-09-28</w:t>
+      <w:t>2026-09-29</w:t>
       <w:br/>
       <w:br/>
     </w:r>

--- a/klagomål/A 56074-2022 FSC-klagomål.docx
+++ b/klagomål/A 56074-2022 FSC-klagomål.docx
@@ -652,7 +652,7 @@
     <w:r>
       <w:tab/>
       <w:tab/>
-      <w:t>2026-09-29</w:t>
+      <w:t>2026-09-30</w:t>
       <w:br/>
       <w:br/>
     </w:r>

--- a/klagomål/A 56074-2022 FSC-klagomål.docx
+++ b/klagomål/A 56074-2022 FSC-klagomål.docx
@@ -652,7 +652,7 @@
     <w:r>
       <w:tab/>
       <w:tab/>
-      <w:t>2026-09-30</w:t>
+      <w:t>2026-10-01</w:t>
       <w:br/>
       <w:br/>
     </w:r>

--- a/klagomål/A 56074-2022 FSC-klagomål.docx
+++ b/klagomål/A 56074-2022 FSC-klagomål.docx
@@ -652,7 +652,7 @@
     <w:r>
       <w:tab/>
       <w:tab/>
-      <w:t>2026-10-01</w:t>
+      <w:t>2026-10-02</w:t>
       <w:br/>
       <w:br/>
     </w:r>

--- a/klagomål/A 56074-2022 FSC-klagomål.docx
+++ b/klagomål/A 56074-2022 FSC-klagomål.docx
@@ -652,7 +652,7 @@
     <w:r>
       <w:tab/>
       <w:tab/>
-      <w:t>2026-10-02</w:t>
+      <w:t>2026-10-03</w:t>
       <w:br/>
       <w:br/>
     </w:r>

--- a/klagomål/A 56074-2022 FSC-klagomål.docx
+++ b/klagomål/A 56074-2022 FSC-klagomål.docx
@@ -652,7 +652,7 @@
     <w:r>
       <w:tab/>
       <w:tab/>
-      <w:t>2026-10-03</w:t>
+      <w:t>2026-10-04</w:t>
       <w:br/>
       <w:br/>
     </w:r>

--- a/klagomål/A 56074-2022 FSC-klagomål.docx
+++ b/klagomål/A 56074-2022 FSC-klagomål.docx
@@ -652,7 +652,7 @@
     <w:r>
       <w:tab/>
       <w:tab/>
-      <w:t>2026-10-04</w:t>
+      <w:t>2026-10-05</w:t>
       <w:br/>
       <w:br/>
     </w:r>

--- a/klagomål/A 56074-2022 FSC-klagomål.docx
+++ b/klagomål/A 56074-2022 FSC-klagomål.docx
@@ -652,7 +652,7 @@
     <w:r>
       <w:tab/>
       <w:tab/>
-      <w:t>2026-10-05</w:t>
+      <w:t>2026-10-06</w:t>
       <w:br/>
       <w:br/>
     </w:r>

--- a/klagomål/A 56074-2022 FSC-klagomål.docx
+++ b/klagomål/A 56074-2022 FSC-klagomål.docx
@@ -652,7 +652,7 @@
     <w:r>
       <w:tab/>
       <w:tab/>
-      <w:t>2026-10-06</w:t>
+      <w:t>2026-10-07</w:t>
       <w:br/>
       <w:br/>
     </w:r>

--- a/klagomål/A 56074-2022 FSC-klagomål.docx
+++ b/klagomål/A 56074-2022 FSC-klagomål.docx
@@ -652,7 +652,7 @@
     <w:r>
       <w:tab/>
       <w:tab/>
-      <w:t>2026-10-07</w:t>
+      <w:t>2026-10-08</w:t>
       <w:br/>
       <w:br/>
     </w:r>

--- a/klagomål/A 56074-2022 FSC-klagomål.docx
+++ b/klagomål/A 56074-2022 FSC-klagomål.docx
@@ -652,7 +652,7 @@
     <w:r>
       <w:tab/>
       <w:tab/>
-      <w:t>2026-10-08</w:t>
+      <w:t>2026-10-09</w:t>
       <w:br/>
       <w:br/>
     </w:r>

--- a/klagomål/A 56074-2022 FSC-klagomål.docx
+++ b/klagomål/A 56074-2022 FSC-klagomål.docx
@@ -652,7 +652,7 @@
     <w:r>
       <w:tab/>
       <w:tab/>
-      <w:t>2026-10-09</w:t>
+      <w:t>2026-10-10</w:t>
       <w:br/>
       <w:br/>
     </w:r>

--- a/klagomål/A 56074-2022 FSC-klagomål.docx
+++ b/klagomål/A 56074-2022 FSC-klagomål.docx
@@ -652,7 +652,7 @@
     <w:r>
       <w:tab/>
       <w:tab/>
-      <w:t>2026-10-10</w:t>
+      <w:t>2026-10-11</w:t>
       <w:br/>
       <w:br/>
     </w:r>

--- a/klagomål/A 56074-2022 FSC-klagomål.docx
+++ b/klagomål/A 56074-2022 FSC-klagomål.docx
@@ -652,7 +652,7 @@
     <w:r>
       <w:tab/>
       <w:tab/>
-      <w:t>2026-10-11</w:t>
+      <w:t>2026-10-12</w:t>
       <w:br/>
       <w:br/>
     </w:r>

--- a/klagomål/A 56074-2022 FSC-klagomål.docx
+++ b/klagomål/A 56074-2022 FSC-klagomål.docx
@@ -652,7 +652,7 @@
     <w:r>
       <w:tab/>
       <w:tab/>
-      <w:t>2026-10-12</w:t>
+      <w:t>2026-10-13</w:t>
       <w:br/>
       <w:br/>
     </w:r>

--- a/klagomål/A 56074-2022 FSC-klagomål.docx
+++ b/klagomål/A 56074-2022 FSC-klagomål.docx
@@ -652,7 +652,7 @@
     <w:r>
       <w:tab/>
       <w:tab/>
-      <w:t>2026-10-13</w:t>
+      <w:t>2026-10-14</w:t>
       <w:br/>
       <w:br/>
     </w:r>

--- a/klagomål/A 56074-2022 FSC-klagomål.docx
+++ b/klagomål/A 56074-2022 FSC-klagomål.docx
@@ -652,7 +652,7 @@
     <w:r>
       <w:tab/>
       <w:tab/>
-      <w:t>2026-10-14</w:t>
+      <w:t>2026-10-15</w:t>
       <w:br/>
       <w:br/>
     </w:r>

--- a/klagomål/A 56074-2022 FSC-klagomål.docx
+++ b/klagomål/A 56074-2022 FSC-klagomål.docx
@@ -652,7 +652,7 @@
     <w:r>
       <w:tab/>
       <w:tab/>
-      <w:t>2026-10-15</w:t>
+      <w:t>2026-10-16</w:t>
       <w:br/>
       <w:br/>
     </w:r>

--- a/klagomål/A 56074-2022 FSC-klagomål.docx
+++ b/klagomål/A 56074-2022 FSC-klagomål.docx
@@ -652,7 +652,7 @@
     <w:r>
       <w:tab/>
       <w:tab/>
-      <w:t>2026-10-16</w:t>
+      <w:t>2026-10-17</w:t>
       <w:br/>
       <w:br/>
     </w:r>

--- a/klagomål/A 56074-2022 FSC-klagomål.docx
+++ b/klagomål/A 56074-2022 FSC-klagomål.docx
@@ -652,7 +652,7 @@
     <w:r>
       <w:tab/>
       <w:tab/>
-      <w:t>2026-10-17</w:t>
+      <w:t>2026-10-18</w:t>
       <w:br/>
       <w:br/>
     </w:r>

--- a/klagomål/A 56074-2022 FSC-klagomål.docx
+++ b/klagomål/A 56074-2022 FSC-klagomål.docx
@@ -652,7 +652,7 @@
     <w:r>
       <w:tab/>
       <w:tab/>
-      <w:t>2026-10-18</w:t>
+      <w:t>2026-10-19</w:t>
       <w:br/>
       <w:br/>
     </w:r>

--- a/klagomål/A 56074-2022 FSC-klagomål.docx
+++ b/klagomål/A 56074-2022 FSC-klagomål.docx
@@ -652,7 +652,7 @@
     <w:r>
       <w:tab/>
       <w:tab/>
-      <w:t>2026-10-19</w:t>
+      <w:t>2026-10-20</w:t>
       <w:br/>
       <w:br/>
     </w:r>

--- a/klagomål/A 56074-2022 FSC-klagomål.docx
+++ b/klagomål/A 56074-2022 FSC-klagomål.docx
@@ -652,7 +652,7 @@
     <w:r>
       <w:tab/>
       <w:tab/>
-      <w:t>2026-10-20</w:t>
+      <w:t>2026-10-21</w:t>
       <w:br/>
       <w:br/>
     </w:r>

--- a/klagomål/A 56074-2022 FSC-klagomål.docx
+++ b/klagomål/A 56074-2022 FSC-klagomål.docx
@@ -652,7 +652,7 @@
     <w:r>
       <w:tab/>
       <w:tab/>
-      <w:t>2026-10-21</w:t>
+      <w:t>2026-10-22</w:t>
       <w:br/>
       <w:br/>
     </w:r>

--- a/klagomål/A 56074-2022 FSC-klagomål.docx
+++ b/klagomål/A 56074-2022 FSC-klagomål.docx
@@ -652,7 +652,7 @@
     <w:r>
       <w:tab/>
       <w:tab/>
-      <w:t>2026-10-22</w:t>
+      <w:t>2026-10-23</w:t>
       <w:br/>
       <w:br/>
     </w:r>

--- a/klagomål/A 56074-2022 FSC-klagomål.docx
+++ b/klagomål/A 56074-2022 FSC-klagomål.docx
@@ -652,7 +652,7 @@
     <w:r>
       <w:tab/>
       <w:tab/>
-      <w:t>2026-10-23</w:t>
+      <w:t>2026-10-24</w:t>
       <w:br/>
       <w:br/>
     </w:r>

--- a/klagomål/A 56074-2022 FSC-klagomål.docx
+++ b/klagomål/A 56074-2022 FSC-klagomål.docx
@@ -652,7 +652,7 @@
     <w:r>
       <w:tab/>
       <w:tab/>
-      <w:t>2026-10-24</w:t>
+      <w:t>2026-10-25</w:t>
       <w:br/>
       <w:br/>
     </w:r>

--- a/klagomål/A 56074-2022 FSC-klagomål.docx
+++ b/klagomål/A 56074-2022 FSC-klagomål.docx
@@ -652,7 +652,7 @@
     <w:r>
       <w:tab/>
       <w:tab/>
-      <w:t>2026-10-25</w:t>
+      <w:t>2026-10-26</w:t>
       <w:br/>
       <w:br/>
     </w:r>

--- a/klagomål/A 56074-2022 FSC-klagomål.docx
+++ b/klagomål/A 56074-2022 FSC-klagomål.docx
@@ -652,7 +652,7 @@
     <w:r>
       <w:tab/>
       <w:tab/>
-      <w:t>2026-10-26</w:t>
+      <w:t>2026-10-27</w:t>
       <w:br/>
       <w:br/>
     </w:r>

--- a/klagomål/A 56074-2022 FSC-klagomål.docx
+++ b/klagomål/A 56074-2022 FSC-klagomål.docx
@@ -652,7 +652,7 @@
     <w:r>
       <w:tab/>
       <w:tab/>
-      <w:t>2026-10-27</w:t>
+      <w:t>2026-10-28</w:t>
       <w:br/>
       <w:br/>
     </w:r>

--- a/klagomål/A 56074-2022 FSC-klagomål.docx
+++ b/klagomål/A 56074-2022 FSC-klagomål.docx
@@ -652,7 +652,7 @@
     <w:r>
       <w:tab/>
       <w:tab/>
-      <w:t>2026-10-28</w:t>
+      <w:t>2026-10-29</w:t>
       <w:br/>
       <w:br/>
     </w:r>

--- a/klagomål/A 56074-2022 FSC-klagomål.docx
+++ b/klagomål/A 56074-2022 FSC-klagomål.docx
@@ -168,7 +168,7 @@
     </w:p>
     <w:p>
       <w:r>
-        <w:t>Detta klagomål behandlar höga naturvärden i avverkningsanmälan A 56074-2022 i Katrineholms kommun som inkom 2022-11-24 och omfattar 12,5 ha.</w:t>
+        <w:t>Detta klagomål behandlar höga naturvärden i avverkningsanmälan A 56074-2022 i Katrineholms kommun som inkom 2022-11-24 och omfattar 13,6 ha.</w:t>
       </w:r>
     </w:p>
     <w:p>
@@ -178,7 +178,7 @@
       <w:r>
         <w:drawing>
           <wp:inline xmlns:a="http://schemas.openxmlformats.org/drawingml/2006/main" xmlns:pic="http://schemas.openxmlformats.org/drawingml/2006/picture">
-            <wp:extent cx="5486400" cy="5570629"/>
+            <wp:extent cx="5486400" cy="5343181"/>
             <wp:docPr id="1" name="Picture 1"/>
             <wp:cNvGraphicFramePr>
               <a:graphicFrameLocks noChangeAspect="1"/>
@@ -199,7 +199,7 @@
                   <pic:spPr>
                     <a:xfrm>
                       <a:off x="0" y="0"/>
-                      <a:ext cx="5486400" cy="5570629"/>
+                      <a:ext cx="5486400" cy="5343181"/>
                     </a:xfrm>
                     <a:prstGeom prst="rect"/>
                   </pic:spPr>
@@ -216,7 +216,7 @@
         <w:spacing w:after="240"/>
       </w:pPr>
       <w:r>
-        <w:t>Figur 1. Fyndplatser för naturvårdsarter i avverkningsanmälan. Markörer utan svart kant är placerade på fyndplatsen. Markörer med svart kant är placerade vid sidan av fyndplatsen och har ett svart streck som visar fyndplatsens exakta position. Kartans mittpunktskoordinat är N 6556579, E 573685 i SWEREF 99 TM.</w:t>
+        <w:t>Figur 1. Fyndplatser för naturvårdsarter i avverkningsanmälan. Markörer utan svart kant är placerade på fyndplatsen. Markörer med svart kant är placerade vid sidan av fyndplatsen och har ett svart streck som visar fyndplatsens exakta position. Kartans mittpunktskoordinat är N 6556572, E 573708 i SWEREF 99 TM.</w:t>
       </w:r>
     </w:p>
     <w:p>
@@ -652,7 +652,7 @@
     <w:r>
       <w:tab/>
       <w:tab/>
-      <w:t>2026-10-29</w:t>
+      <w:t>2026-10-31</w:t>
       <w:br/>
       <w:br/>
     </w:r>
